--- a/media/R25999/output_dir/bg/综述.docx
+++ b/media/R25999/output_dir/bg/综述.docx
@@ -47,7 +47,7 @@
         <w:rPr>
           <w:rFonts w:hint="eastAsia"/>
         </w:rPr>
-        <w:t xml:space="preserve">程序问题1个</w:t>
+        <w:t xml:space="preserve">编码问题1个</w:t>
       </w:r>
       <w:r>
         <w:t>。</w:t>
